--- a/data/employees/EMP085/AST-EMP085-03.docx
+++ b/data/employees/EMP085/AST-EMP085-03.docx
@@ -7,10 +7,7 @@
         <w:pStyle w:val="Heading1"/>
       </w:pPr>
       <w:r>
-        <w:rPr>
-          <w:sz w:val="36"/>
-        </w:rPr>
-        <w:t>Design specification - EMP085</w:t>
+        <w:t>Ast Emp085 03 - EMP085</w:t>
       </w:r>
     </w:p>
     <w:p>
@@ -18,130 +15,32 @@
         <w:pStyle w:val="Heading2"/>
       </w:pPr>
       <w:r>
-        <w:t>Document Metadata</w:t>
-      </w:r>
-    </w:p>
-    <w:tbl>
-      <w:tblPr>
-        <w:tblStyle w:val="TableGrid"/>
-        <w:tblW w:type="auto" w:w="0"/>
-        <w:tblLook w:firstColumn="1" w:firstRow="1" w:lastColumn="0" w:lastRow="0" w:noHBand="0" w:noVBand="1" w:val="04A0"/>
-      </w:tblPr>
-      <w:tblGrid>
-        <w:gridCol w:w="4320"/>
-        <w:gridCol w:w="4320"/>
-      </w:tblGrid>
-      <w:tr>
-        <w:tc>
-          <w:tcPr>
-            <w:tcW w:type="dxa" w:w="4320"/>
-          </w:tcPr>
-          <w:p>
-            <w:r>
-              <w:t>Author</w:t>
-            </w:r>
-          </w:p>
-        </w:tc>
-        <w:tc>
-          <w:tcPr>
-            <w:tcW w:type="dxa" w:w="4320"/>
-          </w:tcPr>
-          <w:p>
-            <w:r>
-              <w:t>Casey Lee</w:t>
-            </w:r>
-          </w:p>
-        </w:tc>
-      </w:tr>
-      <w:tr>
-        <w:tc>
-          <w:tcPr>
-            <w:tcW w:type="dxa" w:w="4320"/>
-          </w:tcPr>
-          <w:p>
-            <w:r>
-              <w:t>Role / Department</w:t>
-            </w:r>
-          </w:p>
-        </w:tc>
-        <w:tc>
-          <w:tcPr>
-            <w:tcW w:type="dxa" w:w="4320"/>
-          </w:tcPr>
-          <w:p>
-            <w:r>
-              <w:t>Senior Engineer | Procurement</w:t>
-            </w:r>
-          </w:p>
-        </w:tc>
-      </w:tr>
-      <w:tr>
-        <w:tc>
-          <w:tcPr>
-            <w:tcW w:type="dxa" w:w="4320"/>
-          </w:tcPr>
-          <w:p>
-            <w:r>
-              <w:t>Location</w:t>
-            </w:r>
-          </w:p>
-        </w:tc>
-        <w:tc>
-          <w:tcPr>
-            <w:tcW w:type="dxa" w:w="4320"/>
-          </w:tcPr>
-          <w:p>
-            <w:r>
-              <w:t>Bengaluru</w:t>
-            </w:r>
-          </w:p>
-        </w:tc>
-      </w:tr>
-      <w:tr>
-        <w:tc>
-          <w:tcPr>
-            <w:tcW w:type="dxa" w:w="4320"/>
-          </w:tcPr>
-          <w:p>
-            <w:r>
-              <w:t>Last Modified</w:t>
-            </w:r>
-          </w:p>
-        </w:tc>
-        <w:tc>
-          <w:tcPr>
-            <w:tcW w:type="dxa" w:w="4320"/>
-          </w:tcPr>
-          <w:p>
-            <w:r>
-              <w:t>2025-03-30</w:t>
-            </w:r>
-          </w:p>
-        </w:tc>
-      </w:tr>
-    </w:tbl>
-    <w:p/>
-    <w:p>
-      <w:pPr>
-        <w:pStyle w:val="Heading2"/>
-      </w:pPr>
-      <w:r>
-        <w:t>Specification</w:t>
+        <w:t>Page 1</w:t>
       </w:r>
     </w:p>
     <w:p>
       <w:r>
-        <w:t>Design Specification: Supplier Portal Integration</w:t>
+        <w:t>Section 1: Fabric semantic model planning. EMP085 contributes to ast emp085 03 through recurring collaboration, clear ownership boundaries, and measurable outcomes. The team captures decisions, open issues, and handoffs so that knowledge remains discoverable for future programs.</w:t>
       </w:r>
     </w:p>
     <w:p>
       <w:r>
-        <w:t>Version: 1.2</w:t>
+        <w:t>Section 2: Operational risk review. EMP085 contributes to ast emp085 03 through recurring collaboration, clear ownership boundaries, and measurable outcomes. The team captures decisions, open issues, and handoffs so that knowledge remains discoverable for future programs.</w:t>
       </w:r>
     </w:p>
     <w:p>
       <w:r>
-        <w:t>This specification covers the integration between the supplier self-service portal and the procurement ERP module. Vendors submit invoices via the portal; OCR parsing extracts line items and matches against purchase orders with a tolerance of +-2%.</w:t>
+        <w:t>Section 3: Operational risk review. EMP085 contributes to ast emp085 03 through recurring collaboration, clear ownership boundaries, and measurable outcomes. The team captures decisions, open issues, and handoffs so that knowledge remains discoverable for future programs.</w:t>
+      </w:r>
+    </w:p>
+    <w:p>
+      <w:r>
+        <w:t>Section 4: Fabric semantic model planning. EMP085 contributes to ast emp085 03 through recurring collaboration, clear ownership boundaries, and measurable outcomes. The team captures decisions, open issues, and handoffs so that knowledge remains discoverable for future programs.</w:t>
+      </w:r>
+    </w:p>
+    <w:p>
+      <w:r>
+        <w:br w:type="page"/>
       </w:r>
     </w:p>
     <w:p>
@@ -149,12 +48,60 @@
         <w:pStyle w:val="Heading2"/>
       </w:pPr>
       <w:r>
-        <w:t>Author Competencies</w:t>
+        <w:t>Page 2</w:t>
       </w:r>
     </w:p>
     <w:p>
       <w:r>
-        <w:t>Synapse, Ontology, Python, Kusto</w:t>
+        <w:t>Section 1: Quarterly delivery milestones. EMP085 contributes to ast emp085 03 through recurring collaboration, clear ownership boundaries, and measurable outcomes. The team captures decisions, open issues, and handoffs so that knowledge remains discoverable for future programs.</w:t>
+      </w:r>
+    </w:p>
+    <w:p>
+      <w:r>
+        <w:t>Section 2: Automation backlog refinement. EMP085 contributes to ast emp085 03 through recurring collaboration, clear ownership boundaries, and measurable outcomes. The team captures decisions, open issues, and handoffs so that knowledge remains discoverable for future programs.</w:t>
+      </w:r>
+    </w:p>
+    <w:p>
+      <w:r>
+        <w:t>Section 3: Data quality remediation. EMP085 contributes to ast emp085 03 through recurring collaboration, clear ownership boundaries, and measurable outcomes. The team captures decisions, open issues, and handoffs so that knowledge remains discoverable for future programs.</w:t>
+      </w:r>
+    </w:p>
+    <w:p>
+      <w:r>
+        <w:t>Section 4: Data quality remediation. EMP085 contributes to ast emp085 03 through recurring collaboration, clear ownership boundaries, and measurable outcomes. The team captures decisions, open issues, and handoffs so that knowledge remains discoverable for future programs.</w:t>
+      </w:r>
+    </w:p>
+    <w:p>
+      <w:r>
+        <w:br w:type="page"/>
+      </w:r>
+    </w:p>
+    <w:p>
+      <w:pPr>
+        <w:pStyle w:val="Heading2"/>
+      </w:pPr>
+      <w:r>
+        <w:t>Page 3</w:t>
+      </w:r>
+    </w:p>
+    <w:p>
+      <w:r>
+        <w:t>Section 1: Quarterly delivery milestones. EMP085 contributes to ast emp085 03 through recurring collaboration, clear ownership boundaries, and measurable outcomes. The team captures decisions, open issues, and handoffs so that knowledge remains discoverable for future programs.</w:t>
+      </w:r>
+    </w:p>
+    <w:p>
+      <w:r>
+        <w:t>Section 2: Data quality remediation. EMP085 contributes to ast emp085 03 through recurring collaboration, clear ownership boundaries, and measurable outcomes. The team captures decisions, open issues, and handoffs so that knowledge remains discoverable for future programs.</w:t>
+      </w:r>
+    </w:p>
+    <w:p>
+      <w:r>
+        <w:t>Section 3: Knowledge transfer and onboarding. EMP085 contributes to ast emp085 03 through recurring collaboration, clear ownership boundaries, and measurable outcomes. The team captures decisions, open issues, and handoffs so that knowledge remains discoverable for future programs.</w:t>
+      </w:r>
+    </w:p>
+    <w:p>
+      <w:r>
+        <w:t>Section 4: Fabric semantic model planning. EMP085 contributes to ast emp085 03 through recurring collaboration, clear ownership boundaries, and measurable outcomes. The team captures decisions, open issues, and handoffs so that knowledge remains discoverable for future programs.</w:t>
       </w:r>
     </w:p>
     <w:sectPr>
